--- a/doc/QuickNV驱动_Onvif/[QuickNV_Onvif]部署配置指南.docx
+++ b/doc/QuickNV驱动_Onvif/[QuickNV_Onvif]部署配置指南.docx
@@ -23,8 +23,6 @@
         </w:rPr>
         <w:t>QuickNV</w:t>
       </w:r>
-      <w:bookmarkStart w:id="0" w:name="_GoBack"/>
-      <w:bookmarkEnd w:id="0"/>
       <w:r>
         <w:rPr>
           <w:rFonts w:hint="eastAsia"/>
@@ -57,9 +55,9 @@
       <w:r>
         <w:drawing>
           <wp:inline distT="0" distB="0" distL="114300" distR="114300">
-            <wp:extent cx="5267960" cy="3338195"/>
-            <wp:effectExtent l="0" t="0" r="8890" b="5080"/>
-            <wp:docPr id="3" name="图片 1"/>
+            <wp:extent cx="5257800" cy="2672080"/>
+            <wp:effectExtent l="0" t="0" r="0" b="4445"/>
+            <wp:docPr id="2" name="图片 1"/>
             <wp:cNvGraphicFramePr>
               <a:graphicFrameLocks xmlns:a="http://schemas.openxmlformats.org/drawingml/2006/main" noChangeAspect="1"/>
             </wp:cNvGraphicFramePr>
@@ -67,7 +65,7 @@
               <a:graphicData uri="http://schemas.openxmlformats.org/drawingml/2006/picture">
                 <pic:pic xmlns:pic="http://schemas.openxmlformats.org/drawingml/2006/picture">
                   <pic:nvPicPr>
-                    <pic:cNvPr id="3" name="图片 1"/>
+                    <pic:cNvPr id="2" name="图片 1"/>
                     <pic:cNvPicPr>
                       <a:picLocks noChangeAspect="1"/>
                     </pic:cNvPicPr>
@@ -81,7 +79,7 @@
                   <pic:spPr>
                     <a:xfrm>
                       <a:off x="0" y="0"/>
-                      <a:ext cx="5267960" cy="3338195"/>
+                      <a:ext cx="5257800" cy="2672080"/>
                     </a:xfrm>
                     <a:prstGeom prst="rect">
                       <a:avLst/>
@@ -102,9 +100,9 @@
       <w:r>
         <w:drawing>
           <wp:inline distT="0" distB="0" distL="114300" distR="114300">
-            <wp:extent cx="5267960" cy="3338195"/>
-            <wp:effectExtent l="0" t="0" r="8890" b="5080"/>
-            <wp:docPr id="4" name="图片 2"/>
+            <wp:extent cx="5257800" cy="2672080"/>
+            <wp:effectExtent l="0" t="0" r="0" b="4445"/>
+            <wp:docPr id="3" name="图片 2"/>
             <wp:cNvGraphicFramePr>
               <a:graphicFrameLocks xmlns:a="http://schemas.openxmlformats.org/drawingml/2006/main" noChangeAspect="1"/>
             </wp:cNvGraphicFramePr>
@@ -112,7 +110,7 @@
               <a:graphicData uri="http://schemas.openxmlformats.org/drawingml/2006/picture">
                 <pic:pic xmlns:pic="http://schemas.openxmlformats.org/drawingml/2006/picture">
                   <pic:nvPicPr>
-                    <pic:cNvPr id="4" name="图片 2"/>
+                    <pic:cNvPr id="3" name="图片 2"/>
                     <pic:cNvPicPr>
                       <a:picLocks noChangeAspect="1"/>
                     </pic:cNvPicPr>
@@ -126,7 +124,7 @@
                   <pic:spPr>
                     <a:xfrm>
                       <a:off x="0" y="0"/>
-                      <a:ext cx="5267960" cy="3338195"/>
+                      <a:ext cx="5257800" cy="2672080"/>
                     </a:xfrm>
                     <a:prstGeom prst="rect">
                       <a:avLst/>
@@ -169,16 +167,16 @@
           <w:rFonts w:hint="eastAsia"/>
           <w:lang w:val="en-US" w:eastAsia="zh-CN"/>
         </w:rPr>
-        <w:t>配置弈视频驱动接口</w:t>
+        <w:t>配置QuickNV驱动接口</w:t>
       </w:r>
     </w:p>
     <w:p>
       <w:r>
         <w:drawing>
           <wp:inline distT="0" distB="0" distL="114300" distR="114300">
-            <wp:extent cx="5270500" cy="5628005"/>
-            <wp:effectExtent l="0" t="0" r="6350" b="1270"/>
-            <wp:docPr id="5" name="图片 3"/>
+            <wp:extent cx="5256530" cy="2865755"/>
+            <wp:effectExtent l="0" t="0" r="1270" b="1270"/>
+            <wp:docPr id="4" name="图片 3"/>
             <wp:cNvGraphicFramePr>
               <a:graphicFrameLocks xmlns:a="http://schemas.openxmlformats.org/drawingml/2006/main" noChangeAspect="1"/>
             </wp:cNvGraphicFramePr>
@@ -186,7 +184,7 @@
               <a:graphicData uri="http://schemas.openxmlformats.org/drawingml/2006/picture">
                 <pic:pic xmlns:pic="http://schemas.openxmlformats.org/drawingml/2006/picture">
                   <pic:nvPicPr>
-                    <pic:cNvPr id="5" name="图片 3"/>
+                    <pic:cNvPr id="4" name="图片 3"/>
                     <pic:cNvPicPr>
                       <a:picLocks noChangeAspect="1"/>
                     </pic:cNvPicPr>
@@ -200,7 +198,7 @@
                   <pic:spPr>
                     <a:xfrm>
                       <a:off x="0" y="0"/>
-                      <a:ext cx="5270500" cy="5628005"/>
+                      <a:ext cx="5256530" cy="2865755"/>
                     </a:xfrm>
                     <a:prstGeom prst="rect">
                       <a:avLst/>
@@ -229,7 +227,7 @@
           <w:rFonts w:hint="eastAsia"/>
           <w:lang w:val="en-US" w:eastAsia="zh-CN"/>
         </w:rPr>
-        <w:t>如果驱动与弈视频在同一台服务器上，推荐用默认的管道方式连接。</w:t>
+        <w:t>如果驱动与QuickNV在同一台服务器上，推荐用默认的管道方式连接。</w:t>
       </w:r>
     </w:p>
     <w:p>
@@ -257,9 +255,9 @@
       <w:r>
         <w:drawing>
           <wp:inline distT="0" distB="0" distL="114300" distR="114300">
-            <wp:extent cx="5270500" cy="3870325"/>
-            <wp:effectExtent l="0" t="0" r="6350" b="6350"/>
-            <wp:docPr id="6" name="图片 4"/>
+            <wp:extent cx="5256530" cy="2865755"/>
+            <wp:effectExtent l="0" t="0" r="1270" b="1270"/>
+            <wp:docPr id="5" name="图片 4"/>
             <wp:cNvGraphicFramePr>
               <a:graphicFrameLocks xmlns:a="http://schemas.openxmlformats.org/drawingml/2006/main" noChangeAspect="1"/>
             </wp:cNvGraphicFramePr>
@@ -267,7 +265,7 @@
               <a:graphicData uri="http://schemas.openxmlformats.org/drawingml/2006/picture">
                 <pic:pic xmlns:pic="http://schemas.openxmlformats.org/drawingml/2006/picture">
                   <pic:nvPicPr>
-                    <pic:cNvPr id="6" name="图片 4"/>
+                    <pic:cNvPr id="5" name="图片 4"/>
                     <pic:cNvPicPr>
                       <a:picLocks noChangeAspect="1"/>
                     </pic:cNvPicPr>
@@ -281,7 +279,7 @@
                   <pic:spPr>
                     <a:xfrm>
                       <a:off x="0" y="0"/>
-                      <a:ext cx="5270500" cy="3870325"/>
+                      <a:ext cx="5256530" cy="2865755"/>
                     </a:xfrm>
                     <a:prstGeom prst="rect">
                       <a:avLst/>
@@ -353,9 +351,9 @@
       <w:r>
         <w:drawing>
           <wp:inline distT="0" distB="0" distL="114300" distR="114300">
-            <wp:extent cx="5268595" cy="4753610"/>
-            <wp:effectExtent l="0" t="0" r="8255" b="8890"/>
-            <wp:docPr id="13" name="图片 7"/>
+            <wp:extent cx="5256530" cy="4071620"/>
+            <wp:effectExtent l="0" t="0" r="1270" b="5080"/>
+            <wp:docPr id="6" name="图片 5"/>
             <wp:cNvGraphicFramePr>
               <a:graphicFrameLocks xmlns:a="http://schemas.openxmlformats.org/drawingml/2006/main" noChangeAspect="1"/>
             </wp:cNvGraphicFramePr>
@@ -363,7 +361,7 @@
               <a:graphicData uri="http://schemas.openxmlformats.org/drawingml/2006/picture">
                 <pic:pic xmlns:pic="http://schemas.openxmlformats.org/drawingml/2006/picture">
                   <pic:nvPicPr>
-                    <pic:cNvPr id="13" name="图片 7"/>
+                    <pic:cNvPr id="6" name="图片 5"/>
                     <pic:cNvPicPr>
                       <a:picLocks noChangeAspect="1"/>
                     </pic:cNvPicPr>
@@ -377,7 +375,7 @@
                   <pic:spPr>
                     <a:xfrm>
                       <a:off x="0" y="0"/>
-                      <a:ext cx="5268595" cy="4753610"/>
+                      <a:ext cx="5256530" cy="4071620"/>
                     </a:xfrm>
                     <a:prstGeom prst="rect">
                       <a:avLst/>
@@ -413,9 +411,9 @@
       <w:r>
         <w:drawing>
           <wp:inline distT="0" distB="0" distL="114300" distR="114300">
-            <wp:extent cx="5270500" cy="5826760"/>
-            <wp:effectExtent l="0" t="0" r="6350" b="2540"/>
-            <wp:docPr id="14" name="图片 8"/>
+            <wp:extent cx="5271135" cy="5612765"/>
+            <wp:effectExtent l="0" t="0" r="5715" b="6985"/>
+            <wp:docPr id="13" name="图片 6"/>
             <wp:cNvGraphicFramePr>
               <a:graphicFrameLocks xmlns:a="http://schemas.openxmlformats.org/drawingml/2006/main" noChangeAspect="1"/>
             </wp:cNvGraphicFramePr>
@@ -423,7 +421,7 @@
               <a:graphicData uri="http://schemas.openxmlformats.org/drawingml/2006/picture">
                 <pic:pic xmlns:pic="http://schemas.openxmlformats.org/drawingml/2006/picture">
                   <pic:nvPicPr>
-                    <pic:cNvPr id="14" name="图片 8"/>
+                    <pic:cNvPr id="13" name="图片 6"/>
                     <pic:cNvPicPr>
                       <a:picLocks noChangeAspect="1"/>
                     </pic:cNvPicPr>
@@ -437,7 +435,7 @@
                   <pic:spPr>
                     <a:xfrm>
                       <a:off x="0" y="0"/>
-                      <a:ext cx="5270500" cy="5826760"/>
+                      <a:ext cx="5271135" cy="5612765"/>
                     </a:xfrm>
                     <a:prstGeom prst="rect">
                       <a:avLst/>
@@ -515,9 +513,9 @@
       <w:r>
         <w:drawing>
           <wp:inline distT="0" distB="0" distL="114300" distR="114300">
-            <wp:extent cx="5269865" cy="3538855"/>
-            <wp:effectExtent l="0" t="0" r="6985" b="4445"/>
-            <wp:docPr id="1" name="图片 1"/>
+            <wp:extent cx="5267325" cy="3187065"/>
+            <wp:effectExtent l="0" t="0" r="0" b="3810"/>
+            <wp:docPr id="14" name="图片 7"/>
             <wp:cNvGraphicFramePr>
               <a:graphicFrameLocks xmlns:a="http://schemas.openxmlformats.org/drawingml/2006/main" noChangeAspect="1"/>
             </wp:cNvGraphicFramePr>
@@ -525,7 +523,7 @@
               <a:graphicData uri="http://schemas.openxmlformats.org/drawingml/2006/picture">
                 <pic:pic xmlns:pic="http://schemas.openxmlformats.org/drawingml/2006/picture">
                   <pic:nvPicPr>
-                    <pic:cNvPr id="1" name="图片 1"/>
+                    <pic:cNvPr id="14" name="图片 7"/>
                     <pic:cNvPicPr>
                       <a:picLocks noChangeAspect="1"/>
                     </pic:cNvPicPr>
@@ -539,7 +537,7 @@
                   <pic:spPr>
                     <a:xfrm>
                       <a:off x="0" y="0"/>
-                      <a:ext cx="5269865" cy="3538855"/>
+                      <a:ext cx="5267325" cy="3187065"/>
                     </a:xfrm>
                     <a:prstGeom prst="rect">
                       <a:avLst/>
@@ -560,9 +558,9 @@
       <w:r>
         <w:drawing>
           <wp:inline distT="0" distB="0" distL="114300" distR="114300">
-            <wp:extent cx="5270500" cy="3803650"/>
-            <wp:effectExtent l="0" t="0" r="6350" b="6350"/>
-            <wp:docPr id="7" name="图片 1"/>
+            <wp:extent cx="5264785" cy="3129280"/>
+            <wp:effectExtent l="0" t="0" r="2540" b="4445"/>
+            <wp:docPr id="18" name="图片 8"/>
             <wp:cNvGraphicFramePr>
               <a:graphicFrameLocks xmlns:a="http://schemas.openxmlformats.org/drawingml/2006/main" noChangeAspect="1"/>
             </wp:cNvGraphicFramePr>
@@ -570,7 +568,7 @@
               <a:graphicData uri="http://schemas.openxmlformats.org/drawingml/2006/picture">
                 <pic:pic xmlns:pic="http://schemas.openxmlformats.org/drawingml/2006/picture">
                   <pic:nvPicPr>
-                    <pic:cNvPr id="7" name="图片 1"/>
+                    <pic:cNvPr id="18" name="图片 8"/>
                     <pic:cNvPicPr>
                       <a:picLocks noChangeAspect="1"/>
                     </pic:cNvPicPr>
@@ -584,7 +582,7 @@
                   <pic:spPr>
                     <a:xfrm>
                       <a:off x="0" y="0"/>
-                      <a:ext cx="5270500" cy="3803650"/>
+                      <a:ext cx="5264785" cy="3129280"/>
                     </a:xfrm>
                     <a:prstGeom prst="rect">
                       <a:avLst/>
@@ -613,16 +611,16 @@
           <w:rFonts w:hint="eastAsia"/>
           <w:lang w:val="en-US" w:eastAsia="zh-CN"/>
         </w:rPr>
-        <w:t>选择“弈视频驱动_Onvif”，然后选择要在局域网中搜索的网络接口，点击“搜索发现”按钮。</w:t>
+        <w:t>选择“QuickNV驱动_Onvif”，然后选择要在局域网中搜索的网络接口，点击“搜索发现”按钮。</w:t>
       </w:r>
     </w:p>
     <w:p>
       <w:r>
         <w:drawing>
           <wp:inline distT="0" distB="0" distL="114300" distR="114300">
-            <wp:extent cx="5270500" cy="3803650"/>
-            <wp:effectExtent l="0" t="0" r="6350" b="6350"/>
-            <wp:docPr id="8" name="图片 2"/>
+            <wp:extent cx="5264785" cy="3122930"/>
+            <wp:effectExtent l="0" t="0" r="2540" b="1270"/>
+            <wp:docPr id="19" name="图片 9"/>
             <wp:cNvGraphicFramePr>
               <a:graphicFrameLocks xmlns:a="http://schemas.openxmlformats.org/drawingml/2006/main" noChangeAspect="1"/>
             </wp:cNvGraphicFramePr>
@@ -630,7 +628,7 @@
               <a:graphicData uri="http://schemas.openxmlformats.org/drawingml/2006/picture">
                 <pic:pic xmlns:pic="http://schemas.openxmlformats.org/drawingml/2006/picture">
                   <pic:nvPicPr>
-                    <pic:cNvPr id="8" name="图片 2"/>
+                    <pic:cNvPr id="19" name="图片 9"/>
                     <pic:cNvPicPr>
                       <a:picLocks noChangeAspect="1"/>
                     </pic:cNvPicPr>
@@ -644,7 +642,7 @@
                   <pic:spPr>
                     <a:xfrm>
                       <a:off x="0" y="0"/>
-                      <a:ext cx="5270500" cy="3803650"/>
+                      <a:ext cx="5264785" cy="3122930"/>
                     </a:xfrm>
                     <a:prstGeom prst="rect">
                       <a:avLst/>
@@ -680,9 +678,9 @@
       <w:r>
         <w:drawing>
           <wp:inline distT="0" distB="0" distL="114300" distR="114300">
-            <wp:extent cx="5271770" cy="6040120"/>
-            <wp:effectExtent l="0" t="0" r="5080" b="8255"/>
-            <wp:docPr id="9" name="图片 3"/>
+            <wp:extent cx="5266055" cy="6256655"/>
+            <wp:effectExtent l="0" t="0" r="1270" b="1270"/>
+            <wp:docPr id="20" name="图片 10"/>
             <wp:cNvGraphicFramePr>
               <a:graphicFrameLocks xmlns:a="http://schemas.openxmlformats.org/drawingml/2006/main" noChangeAspect="1"/>
             </wp:cNvGraphicFramePr>
@@ -690,7 +688,7 @@
               <a:graphicData uri="http://schemas.openxmlformats.org/drawingml/2006/picture">
                 <pic:pic xmlns:pic="http://schemas.openxmlformats.org/drawingml/2006/picture">
                   <pic:nvPicPr>
-                    <pic:cNvPr id="9" name="图片 3"/>
+                    <pic:cNvPr id="20" name="图片 10"/>
                     <pic:cNvPicPr>
                       <a:picLocks noChangeAspect="1"/>
                     </pic:cNvPicPr>
@@ -704,7 +702,7 @@
                   <pic:spPr>
                     <a:xfrm>
                       <a:off x="0" y="0"/>
-                      <a:ext cx="5271770" cy="6040120"/>
+                      <a:ext cx="5266055" cy="6256655"/>
                     </a:xfrm>
                     <a:prstGeom prst="rect">
                       <a:avLst/>
@@ -761,9 +759,9 @@
       <w:r>
         <w:drawing>
           <wp:inline distT="0" distB="0" distL="114300" distR="114300">
-            <wp:extent cx="5272405" cy="2769235"/>
-            <wp:effectExtent l="0" t="0" r="4445" b="2540"/>
-            <wp:docPr id="10" name="图片 4"/>
+            <wp:extent cx="5260975" cy="2895600"/>
+            <wp:effectExtent l="0" t="0" r="6350" b="0"/>
+            <wp:docPr id="21" name="图片 11"/>
             <wp:cNvGraphicFramePr>
               <a:graphicFrameLocks xmlns:a="http://schemas.openxmlformats.org/drawingml/2006/main" noChangeAspect="1"/>
             </wp:cNvGraphicFramePr>
@@ -771,7 +769,7 @@
               <a:graphicData uri="http://schemas.openxmlformats.org/drawingml/2006/picture">
                 <pic:pic xmlns:pic="http://schemas.openxmlformats.org/drawingml/2006/picture">
                   <pic:nvPicPr>
-                    <pic:cNvPr id="10" name="图片 4"/>
+                    <pic:cNvPr id="21" name="图片 11"/>
                     <pic:cNvPicPr>
                       <a:picLocks noChangeAspect="1"/>
                     </pic:cNvPicPr>
@@ -785,7 +783,7 @@
                   <pic:spPr>
                     <a:xfrm>
                       <a:off x="0" y="0"/>
-                      <a:ext cx="5272405" cy="2769235"/>
+                      <a:ext cx="5260975" cy="2895600"/>
                     </a:xfrm>
                     <a:prstGeom prst="rect">
                       <a:avLst/>
@@ -806,9 +804,9 @@
       <w:r>
         <w:drawing>
           <wp:inline distT="0" distB="0" distL="114300" distR="114300">
-            <wp:extent cx="5268595" cy="3298190"/>
-            <wp:effectExtent l="0" t="0" r="8255" b="6985"/>
-            <wp:docPr id="11" name="图片 5"/>
+            <wp:extent cx="5260975" cy="2895600"/>
+            <wp:effectExtent l="0" t="0" r="6350" b="0"/>
+            <wp:docPr id="22" name="图片 12"/>
             <wp:cNvGraphicFramePr>
               <a:graphicFrameLocks xmlns:a="http://schemas.openxmlformats.org/drawingml/2006/main" noChangeAspect="1"/>
             </wp:cNvGraphicFramePr>
@@ -816,7 +814,7 @@
               <a:graphicData uri="http://schemas.openxmlformats.org/drawingml/2006/picture">
                 <pic:pic xmlns:pic="http://schemas.openxmlformats.org/drawingml/2006/picture">
                   <pic:nvPicPr>
-                    <pic:cNvPr id="11" name="图片 5"/>
+                    <pic:cNvPr id="22" name="图片 12"/>
                     <pic:cNvPicPr>
                       <a:picLocks noChangeAspect="1"/>
                     </pic:cNvPicPr>
@@ -830,7 +828,7 @@
                   <pic:spPr>
                     <a:xfrm>
                       <a:off x="0" y="0"/>
-                      <a:ext cx="5268595" cy="3298190"/>
+                      <a:ext cx="5260975" cy="2895600"/>
                     </a:xfrm>
                     <a:prstGeom prst="rect">
                       <a:avLst/>
@@ -859,16 +857,16 @@
           <w:rFonts w:hint="eastAsia"/>
           <w:lang w:val="en-US" w:eastAsia="zh-CN"/>
         </w:rPr>
-        <w:t>下拉列表中可以看到有多个配置可以选择。配置中的数字前面的1和2代理是第1和第2个通道，后面的01、02和03，代表这个通道输出的不同的分辨率或者视频格式。根据实际情况进行选择。</w:t>
+        <w:t>下拉列表中可以看到有多个配置可以选择。配置中的文字代表不同通道、不同的分辨率或者视频格式。根据实际情况进行选择。</w:t>
       </w:r>
     </w:p>
     <w:p>
       <w:r>
         <w:drawing>
           <wp:inline distT="0" distB="0" distL="114300" distR="114300">
-            <wp:extent cx="5268595" cy="3298190"/>
-            <wp:effectExtent l="0" t="0" r="8255" b="6985"/>
-            <wp:docPr id="12" name="图片 6"/>
+            <wp:extent cx="5260975" cy="3840480"/>
+            <wp:effectExtent l="0" t="0" r="6350" b="7620"/>
+            <wp:docPr id="23" name="图片 13"/>
             <wp:cNvGraphicFramePr>
               <a:graphicFrameLocks xmlns:a="http://schemas.openxmlformats.org/drawingml/2006/main" noChangeAspect="1"/>
             </wp:cNvGraphicFramePr>
@@ -876,7 +874,7 @@
               <a:graphicData uri="http://schemas.openxmlformats.org/drawingml/2006/picture">
                 <pic:pic xmlns:pic="http://schemas.openxmlformats.org/drawingml/2006/picture">
                   <pic:nvPicPr>
-                    <pic:cNvPr id="12" name="图片 6"/>
+                    <pic:cNvPr id="23" name="图片 13"/>
                     <pic:cNvPicPr>
                       <a:picLocks noChangeAspect="1"/>
                     </pic:cNvPicPr>
@@ -890,7 +888,7 @@
                   <pic:spPr>
                     <a:xfrm>
                       <a:off x="0" y="0"/>
-                      <a:ext cx="5268595" cy="3298190"/>
+                      <a:ext cx="5260975" cy="3840480"/>
                     </a:xfrm>
                     <a:prstGeom prst="rect">
                       <a:avLst/>
@@ -962,9 +960,9 @@
       <w:r>
         <w:drawing>
           <wp:inline distT="0" distB="0" distL="114300" distR="114300">
-            <wp:extent cx="5264150" cy="4409440"/>
-            <wp:effectExtent l="0" t="0" r="3175" b="635"/>
-            <wp:docPr id="17" name="图片 1"/>
+            <wp:extent cx="5269865" cy="4945380"/>
+            <wp:effectExtent l="0" t="0" r="6985" b="7620"/>
+            <wp:docPr id="24" name="图片 14"/>
             <wp:cNvGraphicFramePr>
               <a:graphicFrameLocks xmlns:a="http://schemas.openxmlformats.org/drawingml/2006/main" noChangeAspect="1"/>
             </wp:cNvGraphicFramePr>
@@ -972,7 +970,7 @@
               <a:graphicData uri="http://schemas.openxmlformats.org/drawingml/2006/picture">
                 <pic:pic xmlns:pic="http://schemas.openxmlformats.org/drawingml/2006/picture">
                   <pic:nvPicPr>
-                    <pic:cNvPr id="17" name="图片 1"/>
+                    <pic:cNvPr id="24" name="图片 14"/>
                     <pic:cNvPicPr>
                       <a:picLocks noChangeAspect="1"/>
                     </pic:cNvPicPr>
@@ -986,7 +984,7 @@
                   <pic:spPr>
                     <a:xfrm>
                       <a:off x="0" y="0"/>
-                      <a:ext cx="5264150" cy="4409440"/>
+                      <a:ext cx="5269865" cy="4945380"/>
                     </a:xfrm>
                     <a:prstGeom prst="rect">
                       <a:avLst/>
@@ -1043,9 +1041,9 @@
       <w:r>
         <w:drawing>
           <wp:inline distT="0" distB="0" distL="114300" distR="114300">
-            <wp:extent cx="5269865" cy="3381375"/>
-            <wp:effectExtent l="0" t="0" r="6985" b="0"/>
-            <wp:docPr id="15" name="图片 2"/>
+            <wp:extent cx="5273040" cy="3296920"/>
+            <wp:effectExtent l="0" t="0" r="3810" b="8255"/>
+            <wp:docPr id="25" name="图片 15"/>
             <wp:cNvGraphicFramePr>
               <a:graphicFrameLocks xmlns:a="http://schemas.openxmlformats.org/drawingml/2006/main" noChangeAspect="1"/>
             </wp:cNvGraphicFramePr>
@@ -1053,7 +1051,7 @@
               <a:graphicData uri="http://schemas.openxmlformats.org/drawingml/2006/picture">
                 <pic:pic xmlns:pic="http://schemas.openxmlformats.org/drawingml/2006/picture">
                   <pic:nvPicPr>
-                    <pic:cNvPr id="15" name="图片 2"/>
+                    <pic:cNvPr id="25" name="图片 15"/>
                     <pic:cNvPicPr>
                       <a:picLocks noChangeAspect="1"/>
                     </pic:cNvPicPr>
@@ -1067,7 +1065,7 @@
                   <pic:spPr>
                     <a:xfrm>
                       <a:off x="0" y="0"/>
-                      <a:ext cx="5269865" cy="3381375"/>
+                      <a:ext cx="5273040" cy="3296920"/>
                     </a:xfrm>
                     <a:prstGeom prst="rect">
                       <a:avLst/>
@@ -1094,9 +1092,9 @@
       <w:r>
         <w:drawing>
           <wp:inline distT="0" distB="0" distL="114300" distR="114300">
-            <wp:extent cx="5269865" cy="3381375"/>
-            <wp:effectExtent l="0" t="0" r="6985" b="0"/>
-            <wp:docPr id="16" name="图片 3"/>
+            <wp:extent cx="5258435" cy="3977005"/>
+            <wp:effectExtent l="0" t="0" r="8890" b="4445"/>
+            <wp:docPr id="26" name="图片 16"/>
             <wp:cNvGraphicFramePr>
               <a:graphicFrameLocks xmlns:a="http://schemas.openxmlformats.org/drawingml/2006/main" noChangeAspect="1"/>
             </wp:cNvGraphicFramePr>
@@ -1104,7 +1102,7 @@
               <a:graphicData uri="http://schemas.openxmlformats.org/drawingml/2006/picture">
                 <pic:pic xmlns:pic="http://schemas.openxmlformats.org/drawingml/2006/picture">
                   <pic:nvPicPr>
-                    <pic:cNvPr id="16" name="图片 3"/>
+                    <pic:cNvPr id="26" name="图片 16"/>
                     <pic:cNvPicPr>
                       <a:picLocks noChangeAspect="1"/>
                     </pic:cNvPicPr>
@@ -1118,7 +1116,7 @@
                   <pic:spPr>
                     <a:xfrm>
                       <a:off x="0" y="0"/>
-                      <a:ext cx="5269865" cy="3381375"/>
+                      <a:ext cx="5258435" cy="3977005"/>
                     </a:xfrm>
                     <a:prstGeom prst="rect">
                       <a:avLst/>
@@ -1134,6 +1132,8 @@
           </wp:inline>
         </w:drawing>
       </w:r>
+      <w:bookmarkStart w:id="0" w:name="_GoBack"/>
+      <w:bookmarkEnd w:id="0"/>
     </w:p>
     <w:p>
       <w:pPr>
